--- a/tests/OfficeAgent.Tests/Corpus/v1.0.0/native/outputs/w-link.docx
+++ b/tests/OfficeAgent.Tests/Corpus/v1.0.0/native/outputs/w-link.docx
@@ -11,7 +11,7 @@
       </w:r>
     </w:p>
     <w:p xmlns:w14="http://schemas.microsoft.com/office/word/2010/wordml">
-      <w:hyperlink xmlns:r="http://schemas.openxmlformats.org/officeDocument/2006/relationships" w:history="true" r:id="R1f79e964fa004920">
+      <w:hyperlink xmlns:r="http://schemas.openxmlformats.org/officeDocument/2006/relationships" w:history="true" r:id="R605fc1fa13fd480b">
         <w:r>
           <w:t xml:space="preserve">Acme </w:t>
         </w:r>

--- a/tests/OfficeAgent.Tests/Corpus/v1.0.0/native/outputs/w-link.docx
+++ b/tests/OfficeAgent.Tests/Corpus/v1.0.0/native/outputs/w-link.docx
@@ -11,7 +11,7 @@
       </w:r>
     </w:p>
     <w:p xmlns:w14="http://schemas.microsoft.com/office/word/2010/wordml">
-      <w:hyperlink xmlns:r="http://schemas.openxmlformats.org/officeDocument/2006/relationships" w:history="true" r:id="R605fc1fa13fd480b">
+      <w:hyperlink xmlns:r="http://schemas.openxmlformats.org/officeDocument/2006/relationships" w:history="true" r:id="Rccebba6dd58b402c">
         <w:r>
           <w:t xml:space="preserve">Acme </w:t>
         </w:r>

--- a/tests/OfficeAgent.Tests/Corpus/v1.0.0/native/outputs/w-link.docx
+++ b/tests/OfficeAgent.Tests/Corpus/v1.0.0/native/outputs/w-link.docx
@@ -11,7 +11,7 @@
       </w:r>
     </w:p>
     <w:p xmlns:w14="http://schemas.microsoft.com/office/word/2010/wordml">
-      <w:hyperlink xmlns:r="http://schemas.openxmlformats.org/officeDocument/2006/relationships" w:history="true" r:id="Rccebba6dd58b402c">
+      <w:hyperlink xmlns:r="http://schemas.openxmlformats.org/officeDocument/2006/relationships" w:history="true" r:id="R2e9ae6f54ca24f01">
         <w:r>
           <w:t xml:space="preserve">Acme </w:t>
         </w:r>
